--- a/Instruction.docx
+++ b/Instruction.docx
@@ -192,17 +192,7 @@
           <w:sz w:val="28"/>
           <w:szCs w:val="28"/>
         </w:rPr>
-        <w:t>, создав папку</w:t>
-      </w:r>
-      <w:r>
-        <w:rPr>
-          <w:rFonts w:ascii="Times New Roman" w:hAnsi="Times New Roman" w:cs="Times New Roman"/>
-          <w:i/>
-          <w:iCs/>
-          <w:sz w:val="28"/>
-          <w:szCs w:val="28"/>
-        </w:rPr>
-        <w:t xml:space="preserve"> </w:t>
+        <w:t xml:space="preserve">, создав папку </w:t>
       </w:r>
       <w:r>
         <w:rPr>
@@ -366,17 +356,7 @@
           <w:sz w:val="28"/>
           <w:szCs w:val="28"/>
         </w:rPr>
-        <w:t xml:space="preserve">Это все можно сделать </w:t>
-      </w:r>
-      <w:r>
-        <w:rPr>
-          <w:rFonts w:ascii="Times New Roman" w:hAnsi="Times New Roman" w:cs="Times New Roman"/>
-          <w:i/>
-          <w:iCs/>
-          <w:sz w:val="28"/>
-          <w:szCs w:val="28"/>
-        </w:rPr>
-        <w:t xml:space="preserve">через </w:t>
+        <w:t xml:space="preserve">Это все можно сделать через </w:t>
       </w:r>
       <w:r>
         <w:rPr>
@@ -674,6 +654,7 @@
           <w:iCs/>
           <w:sz w:val="28"/>
           <w:szCs w:val="28"/>
+          <w:lang w:val="en-US"/>
         </w:rPr>
       </w:pPr>
       <w:r>
@@ -726,6 +707,7 @@
           <w:iCs/>
           <w:sz w:val="28"/>
           <w:szCs w:val="28"/>
+          <w:lang w:val="en-US"/>
         </w:rPr>
       </w:pPr>
     </w:p>
@@ -821,6 +803,564 @@
           <w:lang w:val="en-US"/>
         </w:rPr>
         <w:t>SSMS</w:t>
+      </w:r>
+    </w:p>
+    <w:p>
+      <w:pPr>
+        <w:tabs>
+          <w:tab w:val="left" w:pos="993"/>
+        </w:tabs>
+        <w:spacing w:after="0" w:line="360" w:lineRule="auto"/>
+        <w:ind w:firstLine="709"/>
+        <w:jc w:val="both"/>
+        <w:rPr>
+          <w:rFonts w:ascii="Times New Roman" w:hAnsi="Times New Roman" w:cs="Times New Roman"/>
+          <w:b/>
+          <w:bCs/>
+          <w:i/>
+          <w:iCs/>
+          <w:sz w:val="28"/>
+          <w:szCs w:val="28"/>
+        </w:rPr>
+      </w:pPr>
+    </w:p>
+    <w:tbl>
+      <w:tblPr>
+        <w:tblStyle w:val="ae"/>
+        <w:tblW w:w="10136" w:type="dxa"/>
+        <w:tblInd w:w="-572" w:type="dxa"/>
+        <w:tblLook w:val="04A0" w:firstRow="1" w:lastRow="0" w:firstColumn="1" w:lastColumn="0" w:noHBand="0" w:noVBand="1"/>
+      </w:tblPr>
+      <w:tblGrid>
+        <w:gridCol w:w="2269"/>
+        <w:gridCol w:w="1445"/>
+        <w:gridCol w:w="2099"/>
+        <w:gridCol w:w="2835"/>
+        <w:gridCol w:w="1488"/>
+      </w:tblGrid>
+      <w:tr>
+        <w:tc>
+          <w:tcPr>
+            <w:tcW w:w="10136" w:type="dxa"/>
+            <w:gridSpan w:val="5"/>
+            <w:vAlign w:val="center"/>
+          </w:tcPr>
+          <w:p>
+            <w:pPr>
+              <w:tabs>
+                <w:tab w:val="left" w:pos="993"/>
+              </w:tabs>
+              <w:spacing w:line="360" w:lineRule="auto"/>
+              <w:jc w:val="center"/>
+              <w:rPr>
+                <w:rFonts w:ascii="Times New Roman" w:hAnsi="Times New Roman" w:cs="Times New Roman"/>
+                <w:b/>
+                <w:bCs/>
+                <w:i/>
+                <w:iCs/>
+                <w:sz w:val="28"/>
+                <w:szCs w:val="28"/>
+              </w:rPr>
+            </w:pPr>
+            <w:r>
+              <w:rPr>
+                <w:rFonts w:ascii="Times New Roman" w:hAnsi="Times New Roman" w:cs="Times New Roman"/>
+                <w:b/>
+                <w:bCs/>
+                <w:i/>
+                <w:iCs/>
+                <w:sz w:val="28"/>
+                <w:szCs w:val="28"/>
+              </w:rPr>
+              <w:t>Данные пользователей для входа в приложение</w:t>
+            </w:r>
+          </w:p>
+        </w:tc>
+      </w:tr>
+      <w:tr>
+        <w:tc>
+          <w:tcPr>
+            <w:tcW w:w="2269" w:type="dxa"/>
+            <w:vAlign w:val="center"/>
+          </w:tcPr>
+          <w:p>
+            <w:pPr>
+              <w:tabs>
+                <w:tab w:val="left" w:pos="993"/>
+              </w:tabs>
+              <w:spacing w:line="360" w:lineRule="auto"/>
+              <w:jc w:val="center"/>
+              <w:rPr>
+                <w:rFonts w:ascii="Times New Roman" w:hAnsi="Times New Roman" w:cs="Times New Roman"/>
+                <w:i/>
+                <w:iCs/>
+                <w:sz w:val="24"/>
+                <w:szCs w:val="24"/>
+              </w:rPr>
+            </w:pPr>
+            <w:r>
+              <w:rPr>
+                <w:rFonts w:ascii="Times New Roman" w:hAnsi="Times New Roman" w:cs="Times New Roman"/>
+                <w:i/>
+                <w:iCs/>
+                <w:sz w:val="24"/>
+                <w:szCs w:val="24"/>
+              </w:rPr>
+              <w:t>Роль пользователя</w:t>
+            </w:r>
+          </w:p>
+        </w:tc>
+        <w:tc>
+          <w:tcPr>
+            <w:tcW w:w="1445" w:type="dxa"/>
+            <w:vAlign w:val="center"/>
+          </w:tcPr>
+          <w:p>
+            <w:pPr>
+              <w:tabs>
+                <w:tab w:val="left" w:pos="993"/>
+              </w:tabs>
+              <w:spacing w:line="360" w:lineRule="auto"/>
+              <w:jc w:val="center"/>
+              <w:rPr>
+                <w:rFonts w:ascii="Times New Roman" w:hAnsi="Times New Roman" w:cs="Times New Roman"/>
+                <w:i/>
+                <w:iCs/>
+                <w:sz w:val="24"/>
+                <w:szCs w:val="24"/>
+              </w:rPr>
+            </w:pPr>
+            <w:r>
+              <w:rPr>
+                <w:rFonts w:ascii="Times New Roman" w:hAnsi="Times New Roman" w:cs="Times New Roman"/>
+                <w:i/>
+                <w:iCs/>
+                <w:sz w:val="24"/>
+                <w:szCs w:val="24"/>
+              </w:rPr>
+              <w:t>Логин</w:t>
+            </w:r>
+          </w:p>
+        </w:tc>
+        <w:tc>
+          <w:tcPr>
+            <w:tcW w:w="2099" w:type="dxa"/>
+            <w:vAlign w:val="center"/>
+          </w:tcPr>
+          <w:p>
+            <w:pPr>
+              <w:tabs>
+                <w:tab w:val="left" w:pos="993"/>
+              </w:tabs>
+              <w:spacing w:line="360" w:lineRule="auto"/>
+              <w:jc w:val="center"/>
+              <w:rPr>
+                <w:rFonts w:ascii="Times New Roman" w:hAnsi="Times New Roman" w:cs="Times New Roman"/>
+                <w:i/>
+                <w:iCs/>
+                <w:sz w:val="24"/>
+                <w:szCs w:val="24"/>
+              </w:rPr>
+            </w:pPr>
+            <w:r>
+              <w:rPr>
+                <w:rFonts w:ascii="Times New Roman" w:hAnsi="Times New Roman" w:cs="Times New Roman"/>
+                <w:i/>
+                <w:iCs/>
+                <w:sz w:val="24"/>
+                <w:szCs w:val="24"/>
+              </w:rPr>
+              <w:t>Номер телефона</w:t>
+            </w:r>
+          </w:p>
+        </w:tc>
+        <w:tc>
+          <w:tcPr>
+            <w:tcW w:w="2835" w:type="dxa"/>
+            <w:vAlign w:val="center"/>
+          </w:tcPr>
+          <w:p>
+            <w:pPr>
+              <w:tabs>
+                <w:tab w:val="left" w:pos="993"/>
+              </w:tabs>
+              <w:spacing w:line="360" w:lineRule="auto"/>
+              <w:jc w:val="center"/>
+              <w:rPr>
+                <w:rFonts w:ascii="Times New Roman" w:hAnsi="Times New Roman" w:cs="Times New Roman"/>
+                <w:i/>
+                <w:iCs/>
+                <w:sz w:val="24"/>
+                <w:szCs w:val="24"/>
+              </w:rPr>
+            </w:pPr>
+            <w:r>
+              <w:rPr>
+                <w:rFonts w:ascii="Times New Roman" w:hAnsi="Times New Roman" w:cs="Times New Roman"/>
+                <w:i/>
+                <w:iCs/>
+                <w:sz w:val="24"/>
+                <w:szCs w:val="24"/>
+              </w:rPr>
+              <w:t>Электронная почта</w:t>
+            </w:r>
+          </w:p>
+        </w:tc>
+        <w:tc>
+          <w:tcPr>
+            <w:tcW w:w="1488" w:type="dxa"/>
+            <w:vAlign w:val="center"/>
+          </w:tcPr>
+          <w:p>
+            <w:pPr>
+              <w:tabs>
+                <w:tab w:val="left" w:pos="993"/>
+              </w:tabs>
+              <w:spacing w:line="360" w:lineRule="auto"/>
+              <w:jc w:val="center"/>
+              <w:rPr>
+                <w:rFonts w:ascii="Times New Roman" w:hAnsi="Times New Roman" w:cs="Times New Roman"/>
+                <w:i/>
+                <w:iCs/>
+                <w:sz w:val="24"/>
+                <w:szCs w:val="24"/>
+              </w:rPr>
+            </w:pPr>
+            <w:r>
+              <w:rPr>
+                <w:rFonts w:ascii="Times New Roman" w:hAnsi="Times New Roman" w:cs="Times New Roman"/>
+                <w:i/>
+                <w:iCs/>
+                <w:sz w:val="24"/>
+                <w:szCs w:val="24"/>
+              </w:rPr>
+              <w:t>Пароль</w:t>
+            </w:r>
+          </w:p>
+        </w:tc>
+      </w:tr>
+      <w:tr>
+        <w:tc>
+          <w:tcPr>
+            <w:tcW w:w="2269" w:type="dxa"/>
+            <w:vAlign w:val="center"/>
+          </w:tcPr>
+          <w:p>
+            <w:pPr>
+              <w:tabs>
+                <w:tab w:val="left" w:pos="993"/>
+              </w:tabs>
+              <w:spacing w:line="360" w:lineRule="auto"/>
+              <w:jc w:val="center"/>
+              <w:rPr>
+                <w:rFonts w:ascii="Times New Roman" w:hAnsi="Times New Roman" w:cs="Times New Roman"/>
+                <w:b/>
+                <w:bCs/>
+                <w:sz w:val="24"/>
+                <w:szCs w:val="24"/>
+              </w:rPr>
+            </w:pPr>
+            <w:r>
+              <w:rPr>
+                <w:rFonts w:ascii="Times New Roman" w:hAnsi="Times New Roman" w:cs="Times New Roman"/>
+                <w:b/>
+                <w:bCs/>
+                <w:sz w:val="24"/>
+                <w:szCs w:val="24"/>
+              </w:rPr>
+              <w:t>Администратор</w:t>
+            </w:r>
+          </w:p>
+        </w:tc>
+        <w:tc>
+          <w:tcPr>
+            <w:tcW w:w="1445" w:type="dxa"/>
+            <w:vAlign w:val="center"/>
+          </w:tcPr>
+          <w:p>
+            <w:pPr>
+              <w:tabs>
+                <w:tab w:val="left" w:pos="993"/>
+              </w:tabs>
+              <w:spacing w:line="360" w:lineRule="auto"/>
+              <w:jc w:val="center"/>
+              <w:rPr>
+                <w:rFonts w:ascii="Times New Roman" w:hAnsi="Times New Roman" w:cs="Times New Roman"/>
+                <w:sz w:val="24"/>
+                <w:szCs w:val="24"/>
+              </w:rPr>
+            </w:pPr>
+            <w:proofErr w:type="spellStart"/>
+            <w:r>
+              <w:rPr>
+                <w:rFonts w:ascii="Times New Roman" w:hAnsi="Times New Roman" w:cs="Times New Roman"/>
+                <w:sz w:val="24"/>
+                <w:szCs w:val="24"/>
+              </w:rPr>
+              <w:t>r_alexey</w:t>
+            </w:r>
+            <w:proofErr w:type="spellEnd"/>
+          </w:p>
+        </w:tc>
+        <w:tc>
+          <w:tcPr>
+            <w:tcW w:w="2099" w:type="dxa"/>
+            <w:vAlign w:val="center"/>
+          </w:tcPr>
+          <w:p>
+            <w:pPr>
+              <w:tabs>
+                <w:tab w:val="left" w:pos="993"/>
+              </w:tabs>
+              <w:spacing w:line="360" w:lineRule="auto"/>
+              <w:jc w:val="center"/>
+              <w:rPr>
+                <w:rFonts w:ascii="Times New Roman" w:hAnsi="Times New Roman" w:cs="Times New Roman"/>
+                <w:sz w:val="24"/>
+                <w:szCs w:val="24"/>
+              </w:rPr>
+            </w:pPr>
+            <w:r>
+              <w:rPr>
+                <w:rFonts w:ascii="Times New Roman" w:hAnsi="Times New Roman" w:cs="Times New Roman"/>
+                <w:sz w:val="24"/>
+                <w:szCs w:val="24"/>
+              </w:rPr>
+              <w:t>89209165221</w:t>
+            </w:r>
+          </w:p>
+        </w:tc>
+        <w:tc>
+          <w:tcPr>
+            <w:tcW w:w="2835" w:type="dxa"/>
+            <w:vAlign w:val="center"/>
+          </w:tcPr>
+          <w:p>
+            <w:pPr>
+              <w:tabs>
+                <w:tab w:val="left" w:pos="993"/>
+              </w:tabs>
+              <w:spacing w:line="360" w:lineRule="auto"/>
+              <w:jc w:val="center"/>
+              <w:rPr>
+                <w:rFonts w:ascii="Times New Roman" w:hAnsi="Times New Roman" w:cs="Times New Roman"/>
+                <w:sz w:val="24"/>
+                <w:szCs w:val="24"/>
+              </w:rPr>
+            </w:pPr>
+            <w:r>
+              <w:rPr>
+                <w:rFonts w:ascii="Times New Roman" w:hAnsi="Times New Roman" w:cs="Times New Roman"/>
+                <w:sz w:val="24"/>
+                <w:szCs w:val="24"/>
+              </w:rPr>
+              <w:t>rushev.alexey@gmail.com</w:t>
+            </w:r>
+          </w:p>
+        </w:tc>
+        <w:tc>
+          <w:tcPr>
+            <w:tcW w:w="1488" w:type="dxa"/>
+            <w:vAlign w:val="center"/>
+          </w:tcPr>
+          <w:p>
+            <w:pPr>
+              <w:tabs>
+                <w:tab w:val="left" w:pos="993"/>
+              </w:tabs>
+              <w:spacing w:line="360" w:lineRule="auto"/>
+              <w:jc w:val="center"/>
+              <w:rPr>
+                <w:rFonts w:ascii="Times New Roman" w:hAnsi="Times New Roman" w:cs="Times New Roman"/>
+                <w:sz w:val="24"/>
+                <w:szCs w:val="24"/>
+              </w:rPr>
+            </w:pPr>
+            <w:r>
+              <w:rPr>
+                <w:rFonts w:ascii="Times New Roman" w:hAnsi="Times New Roman" w:cs="Times New Roman"/>
+                <w:sz w:val="24"/>
+                <w:szCs w:val="24"/>
+              </w:rPr>
+              <w:t>password123</w:t>
+            </w:r>
+          </w:p>
+        </w:tc>
+      </w:tr>
+      <w:tr>
+        <w:tc>
+          <w:tcPr>
+            <w:tcW w:w="2269" w:type="dxa"/>
+            <w:vAlign w:val="center"/>
+          </w:tcPr>
+          <w:p>
+            <w:pPr>
+              <w:tabs>
+                <w:tab w:val="left" w:pos="993"/>
+              </w:tabs>
+              <w:spacing w:line="360" w:lineRule="auto"/>
+              <w:jc w:val="center"/>
+              <w:rPr>
+                <w:rFonts w:ascii="Times New Roman" w:hAnsi="Times New Roman" w:cs="Times New Roman"/>
+                <w:b/>
+                <w:bCs/>
+                <w:sz w:val="24"/>
+                <w:szCs w:val="24"/>
+              </w:rPr>
+            </w:pPr>
+            <w:r>
+              <w:rPr>
+                <w:rFonts w:ascii="Times New Roman" w:hAnsi="Times New Roman" w:cs="Times New Roman"/>
+                <w:b/>
+                <w:bCs/>
+                <w:sz w:val="24"/>
+                <w:szCs w:val="24"/>
+              </w:rPr>
+              <w:t>Сотрудник</w:t>
+            </w:r>
+          </w:p>
+        </w:tc>
+        <w:tc>
+          <w:tcPr>
+            <w:tcW w:w="1445" w:type="dxa"/>
+            <w:vAlign w:val="center"/>
+          </w:tcPr>
+          <w:p>
+            <w:pPr>
+              <w:tabs>
+                <w:tab w:val="left" w:pos="993"/>
+              </w:tabs>
+              <w:spacing w:line="360" w:lineRule="auto"/>
+              <w:jc w:val="center"/>
+              <w:rPr>
+                <w:rFonts w:ascii="Times New Roman" w:hAnsi="Times New Roman" w:cs="Times New Roman"/>
+                <w:sz w:val="24"/>
+                <w:szCs w:val="24"/>
+              </w:rPr>
+            </w:pPr>
+            <w:proofErr w:type="spellStart"/>
+            <w:r>
+              <w:rPr>
+                <w:rFonts w:ascii="Times New Roman" w:hAnsi="Times New Roman" w:cs="Times New Roman"/>
+                <w:sz w:val="24"/>
+                <w:szCs w:val="24"/>
+              </w:rPr>
+              <w:t>alekseev_a</w:t>
+            </w:r>
+            <w:proofErr w:type="spellEnd"/>
+          </w:p>
+        </w:tc>
+        <w:tc>
+          <w:tcPr>
+            <w:tcW w:w="2099" w:type="dxa"/>
+            <w:vAlign w:val="center"/>
+          </w:tcPr>
+          <w:p>
+            <w:pPr>
+              <w:tabs>
+                <w:tab w:val="left" w:pos="993"/>
+              </w:tabs>
+              <w:spacing w:line="360" w:lineRule="auto"/>
+              <w:jc w:val="center"/>
+              <w:rPr>
+                <w:rFonts w:ascii="Times New Roman" w:hAnsi="Times New Roman" w:cs="Times New Roman"/>
+                <w:sz w:val="24"/>
+                <w:szCs w:val="24"/>
+              </w:rPr>
+            </w:pPr>
+            <w:r>
+              <w:rPr>
+                <w:rFonts w:ascii="Times New Roman" w:hAnsi="Times New Roman" w:cs="Times New Roman"/>
+                <w:sz w:val="24"/>
+                <w:szCs w:val="24"/>
+              </w:rPr>
+              <w:t>+79168889900</w:t>
+            </w:r>
+          </w:p>
+        </w:tc>
+        <w:tc>
+          <w:tcPr>
+            <w:tcW w:w="2835" w:type="dxa"/>
+            <w:vAlign w:val="center"/>
+          </w:tcPr>
+          <w:p>
+            <w:pPr>
+              <w:tabs>
+                <w:tab w:val="left" w:pos="993"/>
+              </w:tabs>
+              <w:spacing w:line="360" w:lineRule="auto"/>
+              <w:jc w:val="center"/>
+              <w:rPr>
+                <w:rFonts w:ascii="Times New Roman" w:hAnsi="Times New Roman" w:cs="Times New Roman"/>
+                <w:sz w:val="24"/>
+                <w:szCs w:val="24"/>
+              </w:rPr>
+            </w:pPr>
+            <w:r>
+              <w:rPr>
+                <w:rFonts w:ascii="Times New Roman" w:hAnsi="Times New Roman" w:cs="Times New Roman"/>
+                <w:sz w:val="24"/>
+                <w:szCs w:val="24"/>
+              </w:rPr>
+              <w:t>alekseev@mail.ru</w:t>
+            </w:r>
+          </w:p>
+        </w:tc>
+        <w:tc>
+          <w:tcPr>
+            <w:tcW w:w="1488" w:type="dxa"/>
+            <w:vAlign w:val="center"/>
+          </w:tcPr>
+          <w:p>
+            <w:pPr>
+              <w:tabs>
+                <w:tab w:val="left" w:pos="993"/>
+              </w:tabs>
+              <w:spacing w:line="360" w:lineRule="auto"/>
+              <w:jc w:val="center"/>
+              <w:rPr>
+                <w:rFonts w:ascii="Times New Roman" w:hAnsi="Times New Roman" w:cs="Times New Roman"/>
+                <w:sz w:val="24"/>
+                <w:szCs w:val="24"/>
+              </w:rPr>
+            </w:pPr>
+            <w:r>
+              <w:rPr>
+                <w:rFonts w:ascii="Times New Roman" w:hAnsi="Times New Roman" w:cs="Times New Roman"/>
+                <w:sz w:val="24"/>
+                <w:szCs w:val="24"/>
+              </w:rPr>
+              <w:t>password123</w:t>
+            </w:r>
+          </w:p>
+        </w:tc>
+      </w:tr>
+    </w:tbl>
+    <w:p>
+      <w:pPr>
+        <w:tabs>
+          <w:tab w:val="left" w:pos="993"/>
+        </w:tabs>
+        <w:spacing w:after="0" w:line="360" w:lineRule="auto"/>
+        <w:ind w:firstLine="709"/>
+        <w:jc w:val="both"/>
+        <w:rPr>
+          <w:rFonts w:ascii="Times New Roman" w:hAnsi="Times New Roman" w:cs="Times New Roman"/>
+          <w:i/>
+          <w:iCs/>
+          <w:sz w:val="28"/>
+          <w:szCs w:val="28"/>
+        </w:rPr>
+      </w:pPr>
+      <w:r>
+        <w:rPr>
+          <w:rFonts w:ascii="Times New Roman" w:hAnsi="Times New Roman" w:cs="Times New Roman"/>
+          <w:i/>
+          <w:iCs/>
+          <w:sz w:val="28"/>
+          <w:szCs w:val="28"/>
+        </w:rPr>
+        <w:t>Примечание: можно заходить при помощи логина, электронной почты или номера телефона</w:t>
       </w:r>
     </w:p>
     <w:p>
@@ -1362,7 +1902,21 @@
           <w:szCs w:val="28"/>
           <w:lang w:val="en-US"/>
         </w:rPr>
-        <w:t xml:space="preserve"> -P "</w:t>
+        <w:t xml:space="preserve"> </w:t>
+      </w:r>
+      <w:r>
+        <w:rPr>
+          <w:rFonts w:ascii="Times New Roman" w:hAnsi="Times New Roman" w:cs="Times New Roman"/>
+          <w:b/>
+          <w:bCs/>
+          <w:i/>
+          <w:iCs/>
+          <w:sz w:val="28"/>
+          <w:szCs w:val="28"/>
+          <w:lang w:val="en-US"/>
+        </w:rPr>
+        <w:lastRenderedPageBreak/>
+        <w:t>-P "</w:t>
       </w:r>
       <w:proofErr w:type="gramStart"/>
       <w:r>
@@ -1614,7 +2168,6 @@
           <w:sz w:val="28"/>
           <w:szCs w:val="28"/>
         </w:rPr>
-        <w:lastRenderedPageBreak/>
         <w:t>Примечание</w:t>
       </w:r>
       <w:r>
@@ -1635,17 +2188,7 @@
           <w:sz w:val="28"/>
           <w:szCs w:val="28"/>
         </w:rPr>
-        <w:t xml:space="preserve"> </w:t>
-      </w:r>
-      <w:r>
-        <w:rPr>
-          <w:rFonts w:ascii="Times New Roman" w:hAnsi="Times New Roman" w:cs="Times New Roman"/>
-          <w:i/>
-          <w:iCs/>
-          <w:sz w:val="28"/>
-          <w:szCs w:val="28"/>
-        </w:rPr>
-        <w:t>(Рисунок 1)</w:t>
+        <w:t xml:space="preserve"> (Рисунок 1)</w:t>
       </w:r>
       <w:r>
         <w:rPr>
@@ -2004,17 +2547,7 @@
           <w:sz w:val="28"/>
           <w:szCs w:val="28"/>
         </w:rPr>
-        <w:t>О</w:t>
-      </w:r>
-      <w:r>
-        <w:rPr>
-          <w:rFonts w:ascii="Times New Roman" w:hAnsi="Times New Roman" w:cs="Times New Roman"/>
-          <w:i/>
-          <w:iCs/>
-          <w:sz w:val="28"/>
-          <w:szCs w:val="28"/>
-        </w:rPr>
-        <w:t>пционально</w:t>
+        <w:t>Опционально</w:t>
       </w:r>
       <w:r>
         <w:rPr>
@@ -2966,41 +3499,15 @@
           <w:sz w:val="28"/>
           <w:szCs w:val="28"/>
         </w:rPr>
-        <w:t>О</w:t>
-      </w:r>
-      <w:r>
-        <w:rPr>
-          <w:rFonts w:ascii="Times New Roman" w:hAnsi="Times New Roman" w:cs="Times New Roman"/>
-          <w:i/>
-          <w:iCs/>
-          <w:sz w:val="28"/>
-          <w:szCs w:val="28"/>
-        </w:rPr>
-        <w:t>пционально</w:t>
-      </w:r>
-      <w:r>
-        <w:rPr>
-          <w:rFonts w:ascii="Times New Roman" w:hAnsi="Times New Roman" w:cs="Times New Roman"/>
-          <w:sz w:val="28"/>
-          <w:szCs w:val="28"/>
-        </w:rPr>
-        <w:t xml:space="preserve">) </w:t>
-      </w:r>
-      <w:r>
-        <w:rPr>
-          <w:rFonts w:ascii="Times New Roman" w:hAnsi="Times New Roman" w:cs="Times New Roman"/>
-          <w:sz w:val="28"/>
-          <w:szCs w:val="28"/>
-        </w:rPr>
-        <w:t>з</w:t>
-      </w:r>
-      <w:r>
-        <w:rPr>
-          <w:rFonts w:ascii="Times New Roman" w:hAnsi="Times New Roman" w:cs="Times New Roman"/>
-          <w:sz w:val="28"/>
-          <w:szCs w:val="28"/>
-        </w:rPr>
-        <w:t xml:space="preserve">атем </w:t>
+        <w:t>Опционально</w:t>
+      </w:r>
+      <w:r>
+        <w:rPr>
+          <w:rFonts w:ascii="Times New Roman" w:hAnsi="Times New Roman" w:cs="Times New Roman"/>
+          <w:sz w:val="28"/>
+          <w:szCs w:val="28"/>
+        </w:rPr>
+        <w:t xml:space="preserve">) затем </w:t>
       </w:r>
       <w:r>
         <w:rPr>
@@ -3276,7 +3783,20 @@
           <w:sz w:val="28"/>
           <w:szCs w:val="28"/>
         </w:rPr>
-        <w:t xml:space="preserve"> -P "</w:t>
+        <w:t xml:space="preserve"> </w:t>
+      </w:r>
+      <w:r>
+        <w:rPr>
+          <w:rFonts w:ascii="Times New Roman" w:hAnsi="Times New Roman" w:cs="Times New Roman"/>
+          <w:b/>
+          <w:bCs/>
+          <w:i/>
+          <w:iCs/>
+          <w:sz w:val="28"/>
+          <w:szCs w:val="28"/>
+        </w:rPr>
+        <w:lastRenderedPageBreak/>
+        <w:t>-P "</w:t>
       </w:r>
       <w:proofErr w:type="gramStart"/>
       <w:r>
@@ -3424,33 +3944,15 @@
           <w:sz w:val="28"/>
           <w:szCs w:val="28"/>
         </w:rPr>
-        <w:t>О</w:t>
-      </w:r>
-      <w:r>
-        <w:rPr>
-          <w:rFonts w:ascii="Times New Roman" w:hAnsi="Times New Roman" w:cs="Times New Roman"/>
-          <w:i/>
-          <w:iCs/>
-          <w:sz w:val="28"/>
-          <w:szCs w:val="28"/>
-        </w:rPr>
-        <w:t>пционально</w:t>
-      </w:r>
-      <w:r>
-        <w:rPr>
-          <w:rFonts w:ascii="Times New Roman" w:hAnsi="Times New Roman" w:cs="Times New Roman"/>
-          <w:sz w:val="28"/>
-          <w:szCs w:val="28"/>
-        </w:rPr>
-        <w:t xml:space="preserve">) </w:t>
-      </w:r>
-      <w:r>
-        <w:rPr>
-          <w:rFonts w:ascii="Times New Roman" w:hAnsi="Times New Roman" w:cs="Times New Roman"/>
-          <w:sz w:val="28"/>
-          <w:szCs w:val="28"/>
-        </w:rPr>
-        <w:t>з</w:t>
+        <w:t>Опционально</w:t>
+      </w:r>
+      <w:r>
+        <w:rPr>
+          <w:rFonts w:ascii="Times New Roman" w:hAnsi="Times New Roman" w:cs="Times New Roman"/>
+          <w:sz w:val="28"/>
+          <w:szCs w:val="28"/>
+        </w:rPr>
+        <w:t>) з</w:t>
       </w:r>
       <w:r>
         <w:rPr>
@@ -3730,7 +4232,6 @@
           <w:sz w:val="28"/>
           <w:szCs w:val="28"/>
         </w:rPr>
-        <w:lastRenderedPageBreak/>
         <w:t>Должно быть так</w:t>
       </w:r>
       <w:r>
@@ -4755,6 +5256,7 @@
           <w:sz w:val="28"/>
           <w:szCs w:val="28"/>
         </w:rPr>
+        <w:lastRenderedPageBreak/>
         <w:t>…\backend\WebApi\WebApi\</w:t>
       </w:r>
       <w:r>
@@ -5024,7 +5526,6 @@
           <w:szCs w:val="28"/>
           <w:u w:val="single"/>
         </w:rPr>
-        <w:lastRenderedPageBreak/>
         <w:t xml:space="preserve">СПОСОБ </w:t>
       </w:r>
       <w:r>
@@ -5362,15 +5863,7 @@
           <w:sz w:val="28"/>
           <w:szCs w:val="28"/>
         </w:rPr>
-        <w:t xml:space="preserve"> </w:t>
-      </w:r>
-      <w:r>
-        <w:rPr>
-          <w:rFonts w:ascii="Times New Roman" w:hAnsi="Times New Roman" w:cs="Times New Roman"/>
-          <w:sz w:val="28"/>
-          <w:szCs w:val="28"/>
-        </w:rPr>
-        <w:t xml:space="preserve">(например, </w:t>
+        <w:t xml:space="preserve"> (например, </w:t>
       </w:r>
       <w:r>
         <w:rPr>
@@ -6005,6 +6498,7 @@
           <w:sz w:val="28"/>
           <w:szCs w:val="28"/>
         </w:rPr>
+        <w:lastRenderedPageBreak/>
         <w:t xml:space="preserve">Открыть </w:t>
       </w:r>
       <w:r>
@@ -6315,7 +6809,6 @@
           <w:rFonts w:ascii="Times New Roman" w:hAnsi="Times New Roman" w:cs="Times New Roman"/>
           <w:noProof/>
         </w:rPr>
-        <w:lastRenderedPageBreak/>
         <w:drawing>
           <wp:inline distT="0" distB="0" distL="0" distR="0" wp14:anchorId="472ABB9E" wp14:editId="76F2305D">
             <wp:extent cx="3290572" cy="1479301"/>
@@ -7702,6 +8195,7 @@
           <w:sz w:val="28"/>
           <w:szCs w:val="28"/>
         </w:rPr>
+        <w:lastRenderedPageBreak/>
         <w:t>Запустить отладку, чтобы запустить сервер приложения</w:t>
       </w:r>
     </w:p>
@@ -9725,6 +10219,25 @@
       <w:shd w:val="clear" w:color="auto" w:fill="E1DFDD"/>
     </w:rPr>
   </w:style>
+  <w:style w:type="table" w:styleId="ae">
+    <w:name w:val="Table Grid"/>
+    <w:basedOn w:val="a1"/>
+    <w:uiPriority w:val="39"/>
+    <w:rsid w:val="006B0998"/>
+    <w:pPr>
+      <w:spacing w:after="0" w:line="240" w:lineRule="auto"/>
+    </w:pPr>
+    <w:tblPr>
+      <w:tblBorders>
+        <w:top w:val="single" w:sz="4" w:space="0" w:color="auto"/>
+        <w:left w:val="single" w:sz="4" w:space="0" w:color="auto"/>
+        <w:bottom w:val="single" w:sz="4" w:space="0" w:color="auto"/>
+        <w:right w:val="single" w:sz="4" w:space="0" w:color="auto"/>
+        <w:insideH w:val="single" w:sz="4" w:space="0" w:color="auto"/>
+        <w:insideV w:val="single" w:sz="4" w:space="0" w:color="auto"/>
+      </w:tblBorders>
+    </w:tblPr>
+  </w:style>
 </w:styles>
 </file>
 
